--- a/public/docs/Ghid_Administrator_Clinica.docx
+++ b/public/docs/Ghid_Administrator_Clinica.docx
@@ -51,7 +51,7 @@
           <w:color w:val="64748B"/>
           <w:sz w:val="20"/>
         </w:rPr>
-        <w:t>mediciro.ro  ·  contact@mediciro.ro  ·  iulie 2026</w:t>
+        <w:t>mediciro.ro  ·  contact@mediciro.ro  ·  august 2026</w:t>
       </w:r>
     </w:p>
     <w:p>
@@ -91,6 +91,58 @@
           <w:sz w:val="34"/>
         </w:rPr>
         <w:t>Ce poți face ca administrator de clinică</w:t>
+      </w:r>
+    </w:p>
+    <w:p>
+      <w:pPr>
+        <w:jc w:val="center"/>
+      </w:pPr>
+      <w:r>
+        <w:drawing>
+          <wp:inline xmlns:a="http://schemas.openxmlformats.org/drawingml/2006/main" xmlns:pic="http://schemas.openxmlformats.org/drawingml/2006/picture">
+            <wp:extent cx="5580000" cy="3487500"/>
+            <wp:docPr id="1" name="Picture 1"/>
+            <wp:cNvGraphicFramePr>
+              <a:graphicFrameLocks noChangeAspect="1"/>
+            </wp:cNvGraphicFramePr>
+            <a:graphic>
+              <a:graphicData uri="http://schemas.openxmlformats.org/drawingml/2006/picture">
+                <pic:pic>
+                  <pic:nvPicPr>
+                    <pic:cNvPr id="0" name="01-dashboard.png"/>
+                    <pic:cNvPicPr/>
+                  </pic:nvPicPr>
+                  <pic:blipFill>
+                    <a:blip r:embed="rId9"/>
+                    <a:stretch>
+                      <a:fillRect/>
+                    </a:stretch>
+                  </pic:blipFill>
+                  <pic:spPr>
+                    <a:xfrm>
+                      <a:off x="0" y="0"/>
+                      <a:ext cx="5580000" cy="3487500"/>
+                    </a:xfrm>
+                    <a:prstGeom prst="rect"/>
+                  </pic:spPr>
+                </pic:pic>
+              </a:graphicData>
+            </a:graphic>
+          </wp:inline>
+        </w:drawing>
+      </w:r>
+    </w:p>
+    <w:p>
+      <w:pPr>
+        <w:jc w:val="center"/>
+      </w:pPr>
+      <w:r>
+        <w:rPr>
+          <w:i/>
+          <w:color w:val="64748B"/>
+          <w:sz w:val="17"/>
+        </w:rPr>
+        <w:t>Tabloul de bord al clinicii</w:t>
       </w:r>
     </w:p>
     <w:p>
@@ -447,6 +499,58 @@
     </w:p>
     <w:p>
       <w:pPr>
+        <w:jc w:val="center"/>
+      </w:pPr>
+      <w:r>
+        <w:drawing>
+          <wp:inline xmlns:a="http://schemas.openxmlformats.org/drawingml/2006/main" xmlns:pic="http://schemas.openxmlformats.org/drawingml/2006/picture">
+            <wp:extent cx="5580000" cy="3487500"/>
+            <wp:docPr id="2" name="Picture 2"/>
+            <wp:cNvGraphicFramePr>
+              <a:graphicFrameLocks noChangeAspect="1"/>
+            </wp:cNvGraphicFramePr>
+            <a:graphic>
+              <a:graphicData uri="http://schemas.openxmlformats.org/drawingml/2006/picture">
+                <pic:pic>
+                  <pic:nvPicPr>
+                    <pic:cNvPr id="0" name="02-doctori.png"/>
+                    <pic:cNvPicPr/>
+                  </pic:nvPicPr>
+                  <pic:blipFill>
+                    <a:blip r:embed="rId10"/>
+                    <a:stretch>
+                      <a:fillRect/>
+                    </a:stretch>
+                  </pic:blipFill>
+                  <pic:spPr>
+                    <a:xfrm>
+                      <a:off x="0" y="0"/>
+                      <a:ext cx="5580000" cy="3487500"/>
+                    </a:xfrm>
+                    <a:prstGeom prst="rect"/>
+                  </pic:spPr>
+                </pic:pic>
+              </a:graphicData>
+            </a:graphic>
+          </wp:inline>
+        </w:drawing>
+      </w:r>
+    </w:p>
+    <w:p>
+      <w:pPr>
+        <w:jc w:val="center"/>
+      </w:pPr>
+      <w:r>
+        <w:rPr>
+          <w:i/>
+          <w:color w:val="64748B"/>
+          <w:sz w:val="17"/>
+        </w:rPr>
+        <w:t>Lista medicilor clinicii</w:t>
+      </w:r>
+    </w:p>
+    <w:p>
+      <w:pPr>
         <w:pStyle w:val="ListNumber"/>
       </w:pPr>
       <w:r>
@@ -613,6 +717,58 @@
       </w:r>
     </w:p>
     <w:p>
+      <w:pPr>
+        <w:jc w:val="center"/>
+      </w:pPr>
+      <w:r>
+        <w:drawing>
+          <wp:inline xmlns:a="http://schemas.openxmlformats.org/drawingml/2006/main" xmlns:pic="http://schemas.openxmlformats.org/drawingml/2006/picture">
+            <wp:extent cx="5580000" cy="2790000"/>
+            <wp:docPr id="3" name="Picture 3"/>
+            <wp:cNvGraphicFramePr>
+              <a:graphicFrameLocks noChangeAspect="1"/>
+            </wp:cNvGraphicFramePr>
+            <a:graphic>
+              <a:graphicData uri="http://schemas.openxmlformats.org/drawingml/2006/picture">
+                <pic:pic>
+                  <pic:nvPicPr>
+                    <pic:cNvPr id="0" name="03-lista-programari.png"/>
+                    <pic:cNvPicPr/>
+                  </pic:nvPicPr>
+                  <pic:blipFill>
+                    <a:blip r:embed="rId11"/>
+                    <a:stretch>
+                      <a:fillRect/>
+                    </a:stretch>
+                  </pic:blipFill>
+                  <pic:spPr>
+                    <a:xfrm>
+                      <a:off x="0" y="0"/>
+                      <a:ext cx="5580000" cy="2790000"/>
+                    </a:xfrm>
+                    <a:prstGeom prst="rect"/>
+                  </pic:spPr>
+                </pic:pic>
+              </a:graphicData>
+            </a:graphic>
+          </wp:inline>
+        </w:drawing>
+      </w:r>
+    </w:p>
+    <w:p>
+      <w:pPr>
+        <w:jc w:val="center"/>
+      </w:pPr>
+      <w:r>
+        <w:rPr>
+          <w:i/>
+          <w:color w:val="64748B"/>
+          <w:sz w:val="17"/>
+        </w:rPr>
+        <w:t>Programările clinicii, cu filtre</w:t>
+      </w:r>
+    </w:p>
+    <w:p>
       <w:r>
         <w:rPr>
           <w:sz w:val="22"/>
@@ -630,6 +786,58 @@
           <w:sz w:val="26"/>
         </w:rPr>
         <w:t>Calendar și programări manuale</w:t>
+      </w:r>
+    </w:p>
+    <w:p>
+      <w:pPr>
+        <w:jc w:val="center"/>
+      </w:pPr>
+      <w:r>
+        <w:drawing>
+          <wp:inline xmlns:a="http://schemas.openxmlformats.org/drawingml/2006/main" xmlns:pic="http://schemas.openxmlformats.org/drawingml/2006/picture">
+            <wp:extent cx="5580000" cy="2790000"/>
+            <wp:docPr id="4" name="Picture 4"/>
+            <wp:cNvGraphicFramePr>
+              <a:graphicFrameLocks noChangeAspect="1"/>
+            </wp:cNvGraphicFramePr>
+            <a:graphic>
+              <a:graphicData uri="http://schemas.openxmlformats.org/drawingml/2006/picture">
+                <pic:pic>
+                  <pic:nvPicPr>
+                    <pic:cNvPr id="0" name="04-calendar.png"/>
+                    <pic:cNvPicPr/>
+                  </pic:nvPicPr>
+                  <pic:blipFill>
+                    <a:blip r:embed="rId12"/>
+                    <a:stretch>
+                      <a:fillRect/>
+                    </a:stretch>
+                  </pic:blipFill>
+                  <pic:spPr>
+                    <a:xfrm>
+                      <a:off x="0" y="0"/>
+                      <a:ext cx="5580000" cy="2790000"/>
+                    </a:xfrm>
+                    <a:prstGeom prst="rect"/>
+                  </pic:spPr>
+                </pic:pic>
+              </a:graphicData>
+            </a:graphic>
+          </wp:inline>
+        </w:drawing>
+      </w:r>
+    </w:p>
+    <w:p>
+      <w:pPr>
+        <w:jc w:val="center"/>
+      </w:pPr>
+      <w:r>
+        <w:rPr>
+          <w:i/>
+          <w:color w:val="64748B"/>
+          <w:sz w:val="17"/>
+        </w:rPr>
+        <w:t>Calendarul, pentru programări manuale</w:t>
       </w:r>
     </w:p>
     <w:p>
@@ -756,11 +964,63 @@
       </w:r>
     </w:p>
     <w:p>
+      <w:pPr>
+        <w:jc w:val="center"/>
+      </w:pPr>
+      <w:r>
+        <w:drawing>
+          <wp:inline xmlns:a="http://schemas.openxmlformats.org/drawingml/2006/main" xmlns:pic="http://schemas.openxmlformats.org/drawingml/2006/picture">
+            <wp:extent cx="5580000" cy="2625882"/>
+            <wp:docPr id="5" name="Picture 5"/>
+            <wp:cNvGraphicFramePr>
+              <a:graphicFrameLocks noChangeAspect="1"/>
+            </wp:cNvGraphicFramePr>
+            <a:graphic>
+              <a:graphicData uri="http://schemas.openxmlformats.org/drawingml/2006/picture">
+                <pic:pic>
+                  <pic:nvPicPr>
+                    <pic:cNvPr id="0" name="05-agenda-clinicii.png"/>
+                    <pic:cNvPicPr/>
+                  </pic:nvPicPr>
+                  <pic:blipFill>
+                    <a:blip r:embed="rId13"/>
+                    <a:stretch>
+                      <a:fillRect/>
+                    </a:stretch>
+                  </pic:blipFill>
+                  <pic:spPr>
+                    <a:xfrm>
+                      <a:off x="0" y="0"/>
+                      <a:ext cx="5580000" cy="2625882"/>
+                    </a:xfrm>
+                    <a:prstGeom prst="rect"/>
+                  </pic:spPr>
+                </pic:pic>
+              </a:graphicData>
+            </a:graphic>
+          </wp:inline>
+        </w:drawing>
+      </w:r>
+    </w:p>
+    <w:p>
+      <w:pPr>
+        <w:jc w:val="center"/>
+      </w:pPr>
+      <w:r>
+        <w:rPr>
+          <w:i/>
+          <w:color w:val="64748B"/>
+          <w:sz w:val="17"/>
+        </w:rPr>
+        <w:t>Agenda: disponibilitatea colegilor pe o săptămână</w:t>
+      </w:r>
+    </w:p>
+    <w:p>
       <w:r>
         <w:rPr>
           <w:sz w:val="22"/>
         </w:rPr>
-        <w:t>Agenda arată, într-un singur tabel, disponibilitatea tuturor medicilor pe o săptămână. Un medic poate astfel îndruma pacientul către cel mai apropiat coleg liber și poate programa direct în orarul acestuia.</w:t>
+        <w:t>Agenda arată, într-un singur tabel, disponibilitatea tuturor medicilor pe o săptămână. Un medic poate astfel îndruma pacientul către cel mai apropiat coleg liber și poate programa direct în orarul acestuia. O văd atât medicii, cât și recepția.</w:t>
       </w:r>
     </w:p>
     <w:p>
@@ -779,7 +1039,7 @@
         <w:rPr>
           <w:sz w:val="22"/>
         </w:rPr>
-        <w:t>Activarea agendei — medicii văd intervalele libere și ocupate ale colegilor.</w:t>
+        <w:t>Activarea agendei — medicii și recepția văd intervalele libere și ocupate ale medicilor.</w:t>
       </w:r>
     </w:p>
     <w:p>
@@ -823,6 +1083,58 @@
           <w:sz w:val="34"/>
         </w:rPr>
         <w:t>Centre de tratament</w:t>
+      </w:r>
+    </w:p>
+    <w:p>
+      <w:pPr>
+        <w:jc w:val="center"/>
+      </w:pPr>
+      <w:r>
+        <w:drawing>
+          <wp:inline xmlns:a="http://schemas.openxmlformats.org/drawingml/2006/main" xmlns:pic="http://schemas.openxmlformats.org/drawingml/2006/picture">
+            <wp:extent cx="5580000" cy="3487500"/>
+            <wp:docPr id="6" name="Picture 6"/>
+            <wp:cNvGraphicFramePr>
+              <a:graphicFrameLocks noChangeAspect="1"/>
+            </wp:cNvGraphicFramePr>
+            <a:graphic>
+              <a:graphicData uri="http://schemas.openxmlformats.org/drawingml/2006/picture">
+                <pic:pic>
+                  <pic:nvPicPr>
+                    <pic:cNvPr id="0" name="06-centre-tratament.png"/>
+                    <pic:cNvPicPr/>
+                  </pic:nvPicPr>
+                  <pic:blipFill>
+                    <a:blip r:embed="rId14"/>
+                    <a:stretch>
+                      <a:fillRect/>
+                    </a:stretch>
+                  </pic:blipFill>
+                  <pic:spPr>
+                    <a:xfrm>
+                      <a:off x="0" y="0"/>
+                      <a:ext cx="5580000" cy="3487500"/>
+                    </a:xfrm>
+                    <a:prstGeom prst="rect"/>
+                  </pic:spPr>
+                </pic:pic>
+              </a:graphicData>
+            </a:graphic>
+          </wp:inline>
+        </w:drawing>
+      </w:r>
+    </w:p>
+    <w:p>
+      <w:pPr>
+        <w:jc w:val="center"/>
+      </w:pPr>
+      <w:r>
+        <w:rPr>
+          <w:i/>
+          <w:color w:val="64748B"/>
+          <w:sz w:val="17"/>
+        </w:rPr>
+        <w:t>Centrele de tratament și asistenții lor</w:t>
       </w:r>
     </w:p>
     <w:p>
@@ -940,7 +1252,7 @@
         <w:rPr>
           <w:sz w:val="22"/>
         </w:rPr>
-        <w:t>Remindere: poți activa separat mesajul cu 24 de ore înainte și pe cel cu 2 ore înainte.</w:t>
+        <w:t>Remindere: poți activa separat mesajul timpuriu (cu aproximativ 12 ore înainte) și pe cel cu 2 ore înainte. Nu trimitem notificări noaptea: programările de dimineață primesc reminderul seara precedentă, la ora 21:00, iar restul la ora 8:00 în ziua programării. Programările care încep înainte de ora 9 primesc un singur reminder.</w:t>
       </w:r>
     </w:p>
     <w:p>
@@ -973,6 +1285,58 @@
           <w:sz w:val="34"/>
         </w:rPr>
         <w:t>Abonament și facturare</w:t>
+      </w:r>
+    </w:p>
+    <w:p>
+      <w:pPr>
+        <w:jc w:val="center"/>
+      </w:pPr>
+      <w:r>
+        <w:drawing>
+          <wp:inline xmlns:a="http://schemas.openxmlformats.org/drawingml/2006/main" xmlns:pic="http://schemas.openxmlformats.org/drawingml/2006/picture">
+            <wp:extent cx="5580000" cy="3487500"/>
+            <wp:docPr id="7" name="Picture 7"/>
+            <wp:cNvGraphicFramePr>
+              <a:graphicFrameLocks noChangeAspect="1"/>
+            </wp:cNvGraphicFramePr>
+            <a:graphic>
+              <a:graphicData uri="http://schemas.openxmlformats.org/drawingml/2006/picture">
+                <pic:pic>
+                  <pic:nvPicPr>
+                    <pic:cNvPr id="0" name="10-facturare.png"/>
+                    <pic:cNvPicPr/>
+                  </pic:nvPicPr>
+                  <pic:blipFill>
+                    <a:blip r:embed="rId15"/>
+                    <a:stretch>
+                      <a:fillRect/>
+                    </a:stretch>
+                  </pic:blipFill>
+                  <pic:spPr>
+                    <a:xfrm>
+                      <a:off x="0" y="0"/>
+                      <a:ext cx="5580000" cy="3487500"/>
+                    </a:xfrm>
+                    <a:prstGeom prst="rect"/>
+                  </pic:spPr>
+                </pic:pic>
+              </a:graphicData>
+            </a:graphic>
+          </wp:inline>
+        </w:drawing>
+      </w:r>
+    </w:p>
+    <w:p>
+      <w:pPr>
+        <w:jc w:val="center"/>
+      </w:pPr>
+      <w:r>
+        <w:rPr>
+          <w:i/>
+          <w:color w:val="64748B"/>
+          <w:sz w:val="17"/>
+        </w:rPr>
+        <w:t>Planul curent și funcționalitățile incluse</w:t>
       </w:r>
     </w:p>
     <w:p>
